--- a/HOSONHCS/01 GQVL.docx
+++ b/HOSONHCS/01 GQVL.docx
@@ -174,10 +174,7 @@
         <w:t xml:space="preserve">Ngày sinh: </w:t>
       </w:r>
       <w:r>
-        <w:t>{{ngaysinh}}</w:t>
-      </w:r>
-      <w:r>
-        <w:t>,</w:t>
+        <w:t>{{ngaysinh}},</w:t>
       </w:r>
       <w:r>
         <w:t xml:space="preserve"> </w:t>
@@ -239,28 +236,37 @@
         <w:t xml:space="preserve">Ngày cấp: </w:t>
       </w:r>
       <w:r>
-        <w:t>{{ngaycap}},</w:t>
+        <w:t xml:space="preserve">{{ngaycap}}, </w:t>
+      </w:r>
+      <w:r>
+        <w:t xml:space="preserve">Nơi cấp: </w:t>
+      </w:r>
+      <w:r>
+        <w:rPr>
+          <w:spacing w:val="-29"/>
+        </w:rPr>
+        <w:t>{{noicap}}</w:t>
+      </w:r>
+      <w:r>
+        <w:rPr>
+          <w:spacing w:val="-29"/>
+        </w:rPr>
+        <w:t>,</w:t>
       </w:r>
       <w:r>
         <w:t xml:space="preserve"> </w:t>
       </w:r>
       <w:r>
-        <w:t xml:space="preserve">Nơi cấp: </w:t>
-      </w:r>
-      <w:r>
-        <w:rPr>
-          <w:spacing w:val="-29"/>
-        </w:rPr>
-        <w:t>{{noicap}}</w:t>
-      </w:r>
-      <w:r>
-        <w:t xml:space="preserve"> </w:t>
-      </w:r>
-      <w:r>
         <w:t>Có thời hạn đến:</w:t>
       </w:r>
       <w:r>
-        <w:t xml:space="preserve"> {{thoihan}}</w:t>
+        <w:t xml:space="preserve"> {{thoihan</w:t>
+      </w:r>
+      <w:r>
+        <w:t>cccd</w:t>
+      </w:r>
+      <w:r>
+        <w:t>}}</w:t>
       </w:r>
     </w:p>
     <w:p>
@@ -1417,10 +1423,7 @@
         <w:t xml:space="preserve">Kỳ hạn trả gốc: </w:t>
       </w:r>
       <w:r>
-        <w:t>{{phanky}}</w:t>
-      </w:r>
-      <w:r>
-        <w:t>,</w:t>
+        <w:t>{{phanky}},</w:t>
       </w:r>
       <w:r>
         <w:t xml:space="preserve"> Kỳ hạn trả lãi: </w:t>
@@ -2946,7 +2949,7 @@
       <w:headerReference w:type="first" r:id="rId9"/>
       <w:footerReference w:type="first" r:id="rId10"/>
       <w:pgSz w:w="11909" w:h="16834" w:code="9"/>
-      <w:pgMar w:top="1134" w:right="1134" w:bottom="1134" w:left="1701" w:header="567" w:footer="567" w:gutter="0"/>
+      <w:pgMar w:top="1134" w:right="994" w:bottom="1134" w:left="1701" w:header="567" w:footer="567" w:gutter="0"/>
       <w:cols w:space="720"/>
       <w:titlePg/>
       <w:docGrid w:linePitch="381"/>

--- a/HOSONHCS/01 GQVL.docx
+++ b/HOSONHCS/01 GQVL.docx
@@ -1694,7 +1694,13 @@
         <w:rPr>
           <w:lang w:val="nl-NL"/>
         </w:rPr>
-        <w:t xml:space="preserve"> Lãi tiền vay được trả định kỳ hàng tháng, vào ngày .........................................</w:t>
+        <w:t xml:space="preserve"> Lãi tiền vay được trả định kỳ hàng tháng, vào ngày ........</w:t>
+      </w:r>
+      <w:r>
+        <w:rPr>
+          <w:lang w:val="nl-NL"/>
+        </w:rPr>
+        <w:t xml:space="preserve"> hàng tháng.</w:t>
       </w:r>
     </w:p>
     <w:p>

--- a/HOSONHCS/01 GQVL.docx
+++ b/HOSONHCS/01 GQVL.docx
@@ -615,10 +615,10 @@
         <w:t>)</w:t>
       </w:r>
       <w:r>
-        <w:t>: …</w:t>
-      </w:r>
-      <w:r>
-        <w:t>..</w:t>
+        <w:t xml:space="preserve">: </w:t>
+      </w:r>
+      <w:r>
+        <w:t>01</w:t>
       </w:r>
       <w:r>
         <w:t xml:space="preserve"> người, trong đó:</w:t>
@@ -755,7 +755,13 @@
               <w:t xml:space="preserve">lao động là </w:t>
             </w:r>
             <w:r>
-              <w:t>thành viên thuộc hộ gia đình: ............người</w:t>
+              <w:t xml:space="preserve">thành viên thuộc hộ gia đình: </w:t>
+            </w:r>
+            <w:r>
+              <w:t xml:space="preserve">01 </w:t>
+            </w:r>
+            <w:r>
+              <w:t>người</w:t>
             </w:r>
           </w:p>
           <w:p>
@@ -1479,7 +1485,19 @@
               <w:rPr>
                 <w:i/>
               </w:rPr>
-              <w:t>..., ngày ... tháng ... năm ...</w:t>
+              <w:t>.............</w:t>
+            </w:r>
+            <w:r>
+              <w:rPr>
+                <w:i/>
+              </w:rPr>
+              <w:t xml:space="preserve">..., </w:t>
+            </w:r>
+            <w:r>
+              <w:rPr>
+                <w:i/>
+              </w:rPr>
+              <w:t>{{ngaylaphs}}</w:t>
             </w:r>
             <w:r>
               <w:br/>
@@ -1956,8 +1974,6 @@
     <w:p/>
     <w:p/>
     <w:p/>
-    <w:p/>
-    <w:p/>
     <w:p>
       <w:pPr>
         <w:spacing w:line="360" w:lineRule="exact"/>
@@ -2114,841 +2130,6 @@
         </w:rPr>
       </w:pPr>
     </w:p>
-    <w:p>
-      <w:pPr>
-        <w:spacing w:line="360" w:lineRule="exact"/>
-        <w:jc w:val="both"/>
-        <w:rPr>
-          <w:b/>
-          <w:i/>
-          <w:sz w:val="22"/>
-          <w:szCs w:val="22"/>
-        </w:rPr>
-      </w:pPr>
-    </w:p>
-    <w:p>
-      <w:pPr>
-        <w:spacing w:line="360" w:lineRule="exact"/>
-        <w:jc w:val="both"/>
-        <w:rPr>
-          <w:b/>
-          <w:i/>
-          <w:sz w:val="22"/>
-          <w:szCs w:val="22"/>
-        </w:rPr>
-      </w:pPr>
-    </w:p>
-    <w:p>
-      <w:pPr>
-        <w:spacing w:line="360" w:lineRule="exact"/>
-        <w:jc w:val="both"/>
-        <w:rPr>
-          <w:b/>
-          <w:i/>
-          <w:sz w:val="22"/>
-          <w:szCs w:val="22"/>
-        </w:rPr>
-      </w:pPr>
-    </w:p>
-    <w:p>
-      <w:pPr>
-        <w:spacing w:line="360" w:lineRule="exact"/>
-        <w:jc w:val="both"/>
-        <w:rPr>
-          <w:b/>
-          <w:i/>
-          <w:sz w:val="22"/>
-          <w:szCs w:val="22"/>
-        </w:rPr>
-      </w:pPr>
-    </w:p>
-    <w:p>
-      <w:pPr>
-        <w:spacing w:line="360" w:lineRule="exact"/>
-        <w:jc w:val="both"/>
-        <w:rPr>
-          <w:b/>
-          <w:i/>
-          <w:sz w:val="22"/>
-          <w:szCs w:val="22"/>
-        </w:rPr>
-      </w:pPr>
-    </w:p>
-    <w:p>
-      <w:pPr>
-        <w:spacing w:line="360" w:lineRule="exact"/>
-        <w:jc w:val="both"/>
-        <w:rPr>
-          <w:b/>
-          <w:i/>
-          <w:sz w:val="22"/>
-          <w:szCs w:val="22"/>
-        </w:rPr>
-      </w:pPr>
-    </w:p>
-    <w:p>
-      <w:pPr>
-        <w:spacing w:line="360" w:lineRule="exact"/>
-        <w:jc w:val="both"/>
-        <w:rPr>
-          <w:b/>
-          <w:i/>
-          <w:sz w:val="22"/>
-          <w:szCs w:val="22"/>
-        </w:rPr>
-      </w:pPr>
-    </w:p>
-    <w:p>
-      <w:pPr>
-        <w:spacing w:line="360" w:lineRule="exact"/>
-        <w:jc w:val="both"/>
-        <w:rPr>
-          <w:b/>
-          <w:i/>
-          <w:sz w:val="22"/>
-          <w:szCs w:val="22"/>
-        </w:rPr>
-      </w:pPr>
-    </w:p>
-    <w:p>
-      <w:pPr>
-        <w:spacing w:line="360" w:lineRule="exact"/>
-        <w:jc w:val="both"/>
-        <w:rPr>
-          <w:b/>
-          <w:i/>
-          <w:sz w:val="22"/>
-          <w:szCs w:val="22"/>
-        </w:rPr>
-      </w:pPr>
-    </w:p>
-    <w:p>
-      <w:pPr>
-        <w:spacing w:line="360" w:lineRule="exact"/>
-        <w:jc w:val="both"/>
-        <w:rPr>
-          <w:b/>
-          <w:i/>
-          <w:sz w:val="22"/>
-          <w:szCs w:val="22"/>
-        </w:rPr>
-      </w:pPr>
-    </w:p>
-    <w:p>
-      <w:pPr>
-        <w:spacing w:line="360" w:lineRule="exact"/>
-        <w:jc w:val="both"/>
-        <w:rPr>
-          <w:b/>
-          <w:i/>
-          <w:sz w:val="22"/>
-          <w:szCs w:val="22"/>
-        </w:rPr>
-      </w:pPr>
-      <w:r>
-        <w:rPr>
-          <w:b/>
-          <w:i/>
-          <w:sz w:val="22"/>
-          <w:szCs w:val="22"/>
-        </w:rPr>
-        <w:lastRenderedPageBreak/>
-        <w:t>Ghi chú:</w:t>
-      </w:r>
-    </w:p>
-    <w:p>
-      <w:pPr>
-        <w:spacing w:line="360" w:lineRule="exact"/>
-        <w:jc w:val="both"/>
-        <w:rPr>
-          <w:sz w:val="22"/>
-          <w:szCs w:val="22"/>
-        </w:rPr>
-      </w:pPr>
-      <w:r>
-        <w:rPr>
-          <w:b/>
-          <w:sz w:val="22"/>
-          <w:szCs w:val="22"/>
-        </w:rPr>
-        <w:t>(1)</w:t>
-      </w:r>
-      <w:r>
-        <w:rPr>
-          <w:sz w:val="22"/>
-          <w:szCs w:val="22"/>
-        </w:rPr>
-        <w:t xml:space="preserve">  Trường hợp đề nghị vay vốn tại nơi thường trú thì ghi thông tin nơi thường trú; trường hợp đề nghị vay vốn tại nơi tạm trú thì ghi thông tin nơi tạm trú. </w:t>
-      </w:r>
-    </w:p>
-    <w:p>
-      <w:pPr>
-        <w:spacing w:line="360" w:lineRule="exact"/>
-        <w:jc w:val="both"/>
-        <w:rPr>
-          <w:sz w:val="22"/>
-          <w:szCs w:val="22"/>
-        </w:rPr>
-      </w:pPr>
-      <w:r>
-        <w:rPr>
-          <w:b/>
-          <w:sz w:val="22"/>
-          <w:szCs w:val="22"/>
-        </w:rPr>
-        <w:t>(2)</w:t>
-      </w:r>
-      <w:r>
-        <w:rPr>
-          <w:sz w:val="22"/>
-          <w:szCs w:val="22"/>
-        </w:rPr>
-        <w:t xml:space="preserve"> Thuộc đối tượng khác</w:t>
-      </w:r>
-      <w:r>
-        <w:rPr>
-          <w:sz w:val="22"/>
-          <w:szCs w:val="22"/>
-        </w:rPr>
-        <w:t xml:space="preserve"> theo quy định của cấp có thẩm quyền được vay vốn hỗ trợ tạo việc làm, duy trì, mở rộng việc làm</w:t>
-      </w:r>
-      <w:r>
-        <w:rPr>
-          <w:sz w:val="22"/>
-          <w:szCs w:val="22"/>
-        </w:rPr>
-        <w:t xml:space="preserve">: </w:t>
-      </w:r>
-    </w:p>
-    <w:p>
-      <w:pPr>
-        <w:spacing w:line="360" w:lineRule="exact"/>
-        <w:jc w:val="both"/>
-        <w:rPr>
-          <w:sz w:val="22"/>
-          <w:szCs w:val="22"/>
-        </w:rPr>
-      </w:pPr>
-      <w:r>
-        <w:rPr>
-          <w:sz w:val="22"/>
-          <w:szCs w:val="22"/>
-        </w:rPr>
-        <w:t xml:space="preserve">- </w:t>
-      </w:r>
-      <w:r>
-        <w:rPr>
-          <w:b/>
-          <w:sz w:val="22"/>
-          <w:szCs w:val="22"/>
-        </w:rPr>
-        <w:t>Người cao tuổi</w:t>
-      </w:r>
-      <w:r>
-        <w:rPr>
-          <w:sz w:val="22"/>
-          <w:szCs w:val="22"/>
-        </w:rPr>
-        <w:t xml:space="preserve"> theo văn bản hướng dẫn số 591/NHCS-TDSV</w:t>
-      </w:r>
-      <w:r>
-        <w:rPr>
-          <w:sz w:val="22"/>
-          <w:szCs w:val="22"/>
-        </w:rPr>
-        <w:t xml:space="preserve"> ngày 12/8/2019</w:t>
-      </w:r>
-      <w:r>
-        <w:rPr>
-          <w:sz w:val="22"/>
-          <w:szCs w:val="22"/>
-        </w:rPr>
-        <w:t>;</w:t>
-      </w:r>
-    </w:p>
-    <w:p>
-      <w:pPr>
-        <w:spacing w:line="360" w:lineRule="exact"/>
-        <w:jc w:val="both"/>
-        <w:rPr>
-          <w:sz w:val="22"/>
-          <w:szCs w:val="22"/>
-        </w:rPr>
-      </w:pPr>
-      <w:r>
-        <w:rPr>
-          <w:sz w:val="22"/>
-          <w:szCs w:val="22"/>
-        </w:rPr>
-        <w:t xml:space="preserve">- </w:t>
-      </w:r>
-      <w:r>
-        <w:rPr>
-          <w:b/>
-          <w:sz w:val="22"/>
-          <w:szCs w:val="22"/>
-        </w:rPr>
-        <w:t>Người lao động trong gia đình người tâm thần, trẻ em tự kỷ và người rối nhiễu tâm trí</w:t>
-      </w:r>
-      <w:r>
-        <w:rPr>
-          <w:sz w:val="22"/>
-          <w:szCs w:val="22"/>
-        </w:rPr>
-        <w:t xml:space="preserve"> theo văn bản hướng dẫn số 6216/NHCS-TDSV ngày 09/7/2021;</w:t>
-      </w:r>
-    </w:p>
-    <w:p>
-      <w:pPr>
-        <w:spacing w:line="360" w:lineRule="exact"/>
-        <w:jc w:val="both"/>
-        <w:rPr>
-          <w:sz w:val="22"/>
-          <w:szCs w:val="22"/>
-        </w:rPr>
-      </w:pPr>
-      <w:r>
-        <w:rPr>
-          <w:sz w:val="22"/>
-          <w:szCs w:val="22"/>
-        </w:rPr>
-        <w:t xml:space="preserve">- </w:t>
-      </w:r>
-      <w:r>
-        <w:rPr>
-          <w:b/>
-          <w:sz w:val="22"/>
-          <w:szCs w:val="22"/>
-        </w:rPr>
-        <w:t>Người có đất thu hồi</w:t>
-      </w:r>
-      <w:r>
-        <w:rPr>
-          <w:sz w:val="22"/>
-          <w:szCs w:val="22"/>
-        </w:rPr>
-        <w:t xml:space="preserve"> theo văn bản hướng dẫn số 4545/HD-NHCS ngày 01/8/2024;</w:t>
-      </w:r>
-    </w:p>
-    <w:p>
-      <w:pPr>
-        <w:spacing w:line="360" w:lineRule="exact"/>
-        <w:jc w:val="both"/>
-        <w:rPr>
-          <w:sz w:val="22"/>
-          <w:szCs w:val="22"/>
-        </w:rPr>
-      </w:pPr>
-      <w:r>
-        <w:rPr>
-          <w:sz w:val="22"/>
-          <w:szCs w:val="22"/>
-        </w:rPr>
-        <w:t xml:space="preserve">- Các đối tượng khác theo văn bản hướng dẫn của cấp có thẩm quyền. </w:t>
-      </w:r>
-    </w:p>
-    <w:p>
-      <w:pPr>
-        <w:tabs>
-          <w:tab w:val="right" w:leader="dot" w:pos="8789"/>
-        </w:tabs>
-        <w:spacing w:before="120"/>
-        <w:jc w:val="both"/>
-        <w:rPr>
-          <w:sz w:val="22"/>
-          <w:szCs w:val="22"/>
-        </w:rPr>
-      </w:pPr>
-      <w:r>
-        <w:rPr>
-          <w:b/>
-          <w:sz w:val="22"/>
-          <w:szCs w:val="22"/>
-        </w:rPr>
-        <w:t>(</w:t>
-      </w:r>
-      <w:r>
-        <w:rPr>
-          <w:b/>
-          <w:sz w:val="22"/>
-          <w:szCs w:val="22"/>
-        </w:rPr>
-        <w:t>3</w:t>
-      </w:r>
-      <w:r>
-        <w:rPr>
-          <w:b/>
-          <w:sz w:val="22"/>
-          <w:szCs w:val="22"/>
-        </w:rPr>
-        <w:t>)</w:t>
-      </w:r>
-      <w:r>
-        <w:rPr>
-          <w:sz w:val="22"/>
-          <w:szCs w:val="22"/>
-        </w:rPr>
-        <w:t xml:space="preserve"> Thông tin, giấy tờ xác nhận đối tượng ưu tiên dành cho đối tượng ưu tiên, cụ thể:</w:t>
-      </w:r>
-    </w:p>
-    <w:p>
-      <w:pPr>
-        <w:tabs>
-          <w:tab w:val="right" w:leader="dot" w:pos="8789"/>
-        </w:tabs>
-        <w:spacing w:before="120"/>
-        <w:jc w:val="both"/>
-        <w:rPr>
-          <w:b/>
-          <w:sz w:val="22"/>
-          <w:szCs w:val="22"/>
-        </w:rPr>
-      </w:pPr>
-      <w:r>
-        <w:rPr>
-          <w:b/>
-          <w:sz w:val="22"/>
-          <w:szCs w:val="22"/>
-        </w:rPr>
-        <w:t>- Đối với người lao động là người dân tộc thiểu số thuộc hộ nghèo:</w:t>
-      </w:r>
-      <w:r>
-        <w:rPr>
-          <w:b/>
-          <w:sz w:val="22"/>
-          <w:szCs w:val="22"/>
-        </w:rPr>
-        <w:t xml:space="preserve"> </w:t>
-      </w:r>
-      <w:r>
-        <w:rPr>
-          <w:sz w:val="22"/>
-          <w:szCs w:val="22"/>
-        </w:rPr>
-        <w:t xml:space="preserve">Giấy </w:t>
-      </w:r>
-      <w:r>
-        <w:rPr>
-          <w:sz w:val="22"/>
-          <w:szCs w:val="22"/>
-        </w:rPr>
-        <w:t xml:space="preserve">tờ chứng minh về dân tộc </w:t>
-      </w:r>
-      <w:r>
-        <w:rPr>
-          <w:sz w:val="22"/>
-          <w:szCs w:val="22"/>
-        </w:rPr>
-        <w:t xml:space="preserve">và Giấy </w:t>
-      </w:r>
-      <w:r>
-        <w:rPr>
-          <w:sz w:val="22"/>
-          <w:szCs w:val="22"/>
-        </w:rPr>
-        <w:t>chứng nhận hộ</w:t>
-      </w:r>
-      <w:r>
-        <w:rPr>
-          <w:sz w:val="22"/>
-          <w:szCs w:val="22"/>
-        </w:rPr>
-        <w:t xml:space="preserve"> gia đình</w:t>
-      </w:r>
-      <w:r>
-        <w:rPr>
-          <w:sz w:val="22"/>
-          <w:szCs w:val="22"/>
-        </w:rPr>
-        <w:t xml:space="preserve"> nghèo theo quy định.</w:t>
-      </w:r>
-    </w:p>
-    <w:p>
-      <w:pPr>
-        <w:tabs>
-          <w:tab w:val="right" w:leader="dot" w:pos="8789"/>
-        </w:tabs>
-        <w:spacing w:before="120"/>
-        <w:jc w:val="both"/>
-        <w:rPr>
-          <w:b/>
-          <w:sz w:val="22"/>
-          <w:szCs w:val="22"/>
-        </w:rPr>
-      </w:pPr>
-      <w:r>
-        <w:rPr>
-          <w:b/>
-          <w:sz w:val="22"/>
-          <w:szCs w:val="22"/>
-        </w:rPr>
-        <w:t>- Đối với người lao động là người dân tộc Kinh thuộc hộ nghèo đang sinh sống tại địa bàn có điều kiện kinh tế – xã hội đặc biệt khó khăn</w:t>
-      </w:r>
-      <w:r>
-        <w:rPr>
-          <w:b/>
-          <w:sz w:val="22"/>
-          <w:szCs w:val="22"/>
-          <w:lang w:val="vi-VN"/>
-        </w:rPr>
-        <w:t xml:space="preserve"> (người có nơi ở hiện tại thuộc thôn, xã đặc biệt khó khăn vùng đồng bào dân tộc thiểu số và miền núi hoặc các địa bàn khác theo quyết định của cơ quan nhà nước có thẩm quyền)</w:t>
-      </w:r>
-      <w:r>
-        <w:rPr>
-          <w:b/>
-          <w:sz w:val="22"/>
-          <w:szCs w:val="22"/>
-        </w:rPr>
-        <w:t>:</w:t>
-      </w:r>
-      <w:r>
-        <w:rPr>
-          <w:b/>
-          <w:sz w:val="22"/>
-          <w:szCs w:val="22"/>
-        </w:rPr>
-        <w:t xml:space="preserve"> </w:t>
-      </w:r>
-      <w:r>
-        <w:rPr>
-          <w:sz w:val="22"/>
-          <w:szCs w:val="22"/>
-        </w:rPr>
-        <w:t>Giấy tờ chứng minh về nơi ở hiện tại và Giấy chứng nhận hộ gia đình nghèo theo quy định.</w:t>
-      </w:r>
-    </w:p>
-    <w:p>
-      <w:pPr>
-        <w:tabs>
-          <w:tab w:val="right" w:leader="dot" w:pos="8789"/>
-        </w:tabs>
-        <w:spacing w:before="120" w:line="360" w:lineRule="exact"/>
-        <w:jc w:val="both"/>
-        <w:rPr>
-          <w:b/>
-          <w:sz w:val="22"/>
-          <w:szCs w:val="22"/>
-        </w:rPr>
-      </w:pPr>
-      <w:r>
-        <w:rPr>
-          <w:b/>
-          <w:sz w:val="22"/>
-          <w:szCs w:val="22"/>
-        </w:rPr>
-        <w:t>- Đối với người lao động là Người khuyết tật, đề nghị kê khai:</w:t>
-      </w:r>
-      <w:r>
-        <w:rPr>
-          <w:sz w:val="22"/>
-          <w:szCs w:val="22"/>
-        </w:rPr>
-        <w:t xml:space="preserve"> Giấy xác nhận khuyết tật số …... do Ủy ban nhân dân xã/phường/đặc khu ……...…. cấp ngày ..........</w:t>
-      </w:r>
-    </w:p>
-    <w:p>
-      <w:pPr>
-        <w:tabs>
-          <w:tab w:val="right" w:leader="dot" w:pos="8789"/>
-        </w:tabs>
-        <w:spacing w:before="120"/>
-        <w:jc w:val="both"/>
-        <w:rPr>
-          <w:b/>
-          <w:sz w:val="22"/>
-          <w:szCs w:val="22"/>
-        </w:rPr>
-      </w:pPr>
-      <w:r>
-        <w:rPr>
-          <w:sz w:val="22"/>
-          <w:szCs w:val="22"/>
-        </w:rPr>
-        <w:tab/>
-      </w:r>
-      <w:r>
-        <w:rPr>
-          <w:b/>
-          <w:sz w:val="22"/>
-          <w:szCs w:val="22"/>
-        </w:rPr>
-        <w:t>- Đối với Người lao động trong hộ gia đình đang trực tiếp nuôi dưỡng, chăm sóc người khuyết tật đặc biệt nặng, đề nghị kê khai:</w:t>
-      </w:r>
-    </w:p>
-    <w:p>
-      <w:pPr>
-        <w:tabs>
-          <w:tab w:val="right" w:leader="dot" w:pos="8789"/>
-        </w:tabs>
-        <w:spacing w:before="120"/>
-        <w:jc w:val="both"/>
-        <w:rPr>
-          <w:sz w:val="22"/>
-          <w:szCs w:val="22"/>
-        </w:rPr>
-      </w:pPr>
-      <w:r>
-        <w:rPr>
-          <w:sz w:val="22"/>
-          <w:szCs w:val="22"/>
-        </w:rPr>
-        <w:t>+ Họ và tên Người khuyết tật/người khuyết tật đặc biệt nặng:............</w:t>
-      </w:r>
-    </w:p>
-    <w:p>
-      <w:pPr>
-        <w:tabs>
-          <w:tab w:val="right" w:leader="dot" w:pos="8789"/>
-        </w:tabs>
-        <w:spacing w:before="120"/>
-        <w:jc w:val="both"/>
-        <w:rPr>
-          <w:sz w:val="22"/>
-          <w:szCs w:val="22"/>
-        </w:rPr>
-      </w:pPr>
-      <w:r>
-        <w:rPr>
-          <w:sz w:val="22"/>
-          <w:szCs w:val="22"/>
-        </w:rPr>
-        <w:t>+ Giấy xác nhận khuyết tật số ……do Ủy ban nhân dân xã/ phường/đặc khu …… cấp ngày ..........</w:t>
-      </w:r>
-    </w:p>
-    <w:p>
-      <w:pPr>
-        <w:tabs>
-          <w:tab w:val="right" w:leader="dot" w:pos="8789"/>
-        </w:tabs>
-        <w:spacing w:before="120"/>
-        <w:jc w:val="both"/>
-        <w:rPr>
-          <w:sz w:val="22"/>
-          <w:szCs w:val="22"/>
-        </w:rPr>
-      </w:pPr>
-      <w:r>
-        <w:rPr>
-          <w:sz w:val="22"/>
-          <w:szCs w:val="22"/>
-        </w:rPr>
-        <w:t>+ Hoặc Quyết định hỗ trợ kinh phí chăm sóc, nuôi dưỡng hàng tháng số ................cấp ngày.............</w:t>
-      </w:r>
-    </w:p>
-    <w:p>
-      <w:pPr>
-        <w:tabs>
-          <w:tab w:val="right" w:leader="dot" w:pos="8789"/>
-        </w:tabs>
-        <w:spacing w:before="120"/>
-        <w:jc w:val="both"/>
-        <w:rPr>
-          <w:b/>
-          <w:sz w:val="22"/>
-          <w:szCs w:val="22"/>
-        </w:rPr>
-      </w:pPr>
-      <w:r>
-        <w:rPr>
-          <w:b/>
-          <w:sz w:val="22"/>
-          <w:szCs w:val="22"/>
-        </w:rPr>
-        <w:t>- Đối với Người lao động nhận nuôi dưỡng, chăm sóc người khuyết tật đặc biệt nặng, đề nghị kê khai:</w:t>
-      </w:r>
-    </w:p>
-    <w:p>
-      <w:pPr>
-        <w:tabs>
-          <w:tab w:val="right" w:leader="dot" w:pos="8789"/>
-        </w:tabs>
-        <w:spacing w:before="120"/>
-        <w:jc w:val="both"/>
-        <w:rPr>
-          <w:sz w:val="22"/>
-          <w:szCs w:val="22"/>
-        </w:rPr>
-      </w:pPr>
-      <w:r>
-        <w:rPr>
-          <w:sz w:val="22"/>
-          <w:szCs w:val="22"/>
-        </w:rPr>
-        <w:t>+ Họ và tên Người khuyết tật/Người khuyết tật đặc biệt nặng:.............</w:t>
-      </w:r>
-    </w:p>
-    <w:p>
-      <w:pPr>
-        <w:tabs>
-          <w:tab w:val="right" w:leader="dot" w:pos="8789"/>
-        </w:tabs>
-        <w:spacing w:before="120"/>
-        <w:jc w:val="both"/>
-        <w:rPr>
-          <w:sz w:val="22"/>
-          <w:szCs w:val="22"/>
-        </w:rPr>
-      </w:pPr>
-      <w:r>
-        <w:rPr>
-          <w:sz w:val="22"/>
-          <w:szCs w:val="22"/>
-        </w:rPr>
-        <w:t>+ Giấy xác nhận khuyết tật số …… do Ủy ban nhân dân xã/phường/đặc khu ….....cấp ngày .............</w:t>
-      </w:r>
-    </w:p>
-    <w:p>
-      <w:pPr>
-        <w:tabs>
-          <w:tab w:val="right" w:leader="dot" w:pos="8789"/>
-        </w:tabs>
-        <w:spacing w:before="120"/>
-        <w:jc w:val="both"/>
-        <w:rPr>
-          <w:sz w:val="22"/>
-          <w:szCs w:val="22"/>
-        </w:rPr>
-      </w:pPr>
-      <w:r>
-        <w:rPr>
-          <w:sz w:val="22"/>
-          <w:szCs w:val="22"/>
-        </w:rPr>
-        <w:t>+ Quyết định hỗ trợ kinh phí chăm sóc, nuôi dưỡng hằng tháng số:.............cấp ngày............</w:t>
-      </w:r>
-    </w:p>
-    <w:p>
-      <w:pPr>
-        <w:tabs>
-          <w:tab w:val="right" w:leader="dot" w:pos="8789"/>
-        </w:tabs>
-        <w:spacing w:before="120"/>
-        <w:jc w:val="both"/>
-        <w:rPr>
-          <w:sz w:val="22"/>
-          <w:szCs w:val="22"/>
-        </w:rPr>
-      </w:pPr>
-      <w:r>
-        <w:rPr>
-          <w:sz w:val="22"/>
-          <w:szCs w:val="22"/>
-        </w:rPr>
-        <w:t>+ Hoặc Quyết định nhận chăm sóc, nuôi dưỡng số:………....cấp ngày….......................……</w:t>
-      </w:r>
-    </w:p>
-    <w:p>
-      <w:pPr>
-        <w:tabs>
-          <w:tab w:val="right" w:leader="dot" w:pos="8789"/>
-        </w:tabs>
-        <w:spacing w:before="120"/>
-        <w:jc w:val="both"/>
-        <w:rPr>
-          <w:sz w:val="22"/>
-          <w:szCs w:val="22"/>
-        </w:rPr>
-      </w:pPr>
-      <w:r>
-        <w:rPr>
-          <w:b/>
-          <w:sz w:val="22"/>
-          <w:szCs w:val="22"/>
-        </w:rPr>
-        <w:t>(</w:t>
-      </w:r>
-      <w:r>
-        <w:rPr>
-          <w:b/>
-          <w:sz w:val="22"/>
-          <w:szCs w:val="22"/>
-        </w:rPr>
-        <w:t>4</w:t>
-      </w:r>
-      <w:r>
-        <w:rPr>
-          <w:b/>
-          <w:sz w:val="22"/>
-          <w:szCs w:val="22"/>
-        </w:rPr>
-        <w:t>)</w:t>
-      </w:r>
-      <w:r>
-        <w:rPr>
-          <w:sz w:val="22"/>
-          <w:szCs w:val="22"/>
-        </w:rPr>
-        <w:t xml:space="preserve"> </w:t>
-      </w:r>
-      <w:r>
-        <w:rPr>
-          <w:sz w:val="22"/>
-          <w:szCs w:val="22"/>
-        </w:rPr>
-        <w:t>Người lao động là công dân Việt Nam từ đủ 15 tuổi trở lên, có khả năng lao động và có nhu cầu làm việc.</w:t>
-      </w:r>
-    </w:p>
-    <w:p>
-      <w:pPr>
-        <w:tabs>
-          <w:tab w:val="right" w:leader="dot" w:pos="8789"/>
-        </w:tabs>
-        <w:spacing w:before="120"/>
-        <w:jc w:val="both"/>
-        <w:rPr>
-          <w:sz w:val="22"/>
-          <w:szCs w:val="22"/>
-        </w:rPr>
-      </w:pPr>
-      <w:r>
-        <w:rPr>
-          <w:sz w:val="22"/>
-          <w:szCs w:val="22"/>
-        </w:rPr>
-        <w:t>- Tạo việc làm là tạo việc làm cho người thất nghiệp;</w:t>
-      </w:r>
-    </w:p>
-    <w:p>
-      <w:pPr>
-        <w:tabs>
-          <w:tab w:val="right" w:leader="dot" w:pos="8789"/>
-        </w:tabs>
-        <w:spacing w:before="120"/>
-        <w:jc w:val="both"/>
-        <w:rPr>
-          <w:sz w:val="22"/>
-          <w:szCs w:val="22"/>
-        </w:rPr>
-      </w:pPr>
-      <w:r>
-        <w:rPr>
-          <w:sz w:val="22"/>
-          <w:szCs w:val="22"/>
-        </w:rPr>
-        <w:t>- Duy trì việc làm là duy trì việc làm hiện có của người lao động;</w:t>
-      </w:r>
-    </w:p>
-    <w:p>
-      <w:pPr>
-        <w:tabs>
-          <w:tab w:val="right" w:leader="dot" w:pos="8789"/>
-        </w:tabs>
-        <w:spacing w:before="120"/>
-        <w:jc w:val="both"/>
-        <w:rPr>
-          <w:sz w:val="22"/>
-          <w:szCs w:val="22"/>
-        </w:rPr>
-      </w:pPr>
-      <w:r>
-        <w:rPr>
-          <w:sz w:val="22"/>
-          <w:szCs w:val="22"/>
-        </w:rPr>
-        <w:t>- Mở rộng việc làm là việc thu hút thêm lao động hoặc tạo thêm việc làm khác cho người lao động.</w:t>
-      </w:r>
-    </w:p>
-    <w:p/>
     <w:sectPr>
       <w:footerReference w:type="even" r:id="rId7"/>
       <w:footerReference w:type="default" r:id="rId8"/>

--- a/HOSONHCS/01 GQVL.docx
+++ b/HOSONHCS/01 GQVL.docx
@@ -61,7 +61,7 @@
         <w:rPr>
           <w:vertAlign w:val="superscript"/>
         </w:rPr>
-        <w:t>_____________________________________</w:t>
+        <w:t>____________________________________</w:t>
       </w:r>
     </w:p>
     <w:p>
@@ -76,7 +76,6 @@
     </w:p>
     <w:p>
       <w:pPr>
-        <w:spacing w:line="360" w:lineRule="exact"/>
         <w:jc w:val="center"/>
         <w:rPr>
           <w:i/>
@@ -126,7 +125,6 @@
     </w:p>
     <w:p>
       <w:pPr>
-        <w:spacing w:line="360" w:lineRule="exact"/>
         <w:jc w:val="center"/>
       </w:pPr>
     </w:p>
@@ -134,23 +132,37 @@
       <w:pPr>
         <w:spacing w:before="120" w:line="360" w:lineRule="exact"/>
         <w:jc w:val="center"/>
-      </w:pPr>
-      <w:r>
-        <w:t xml:space="preserve">Kính gửi: Ngân hàng Chính sách xã hội </w:t>
-      </w:r>
-      <w:r>
         <w:rPr>
           <w:bCs/>
         </w:rPr>
+      </w:pPr>
+      <w:r>
+        <w:t xml:space="preserve">Kính gửi: </w:t>
+      </w:r>
+      <w:r>
+        <w:t>Phòng giao dịch n</w:t>
+      </w:r>
+      <w:r>
+        <w:t xml:space="preserve">gân hàng Chính sách xã hội </w:t>
+      </w:r>
+      <w:r>
+        <w:rPr>
+          <w:bCs/>
+        </w:rPr>
         <w:t>{{pgd}}</w:t>
       </w:r>
+    </w:p>
+    <w:p>
+      <w:pPr>
+        <w:jc w:val="center"/>
+      </w:pPr>
     </w:p>
     <w:p>
       <w:pPr>
         <w:tabs>
           <w:tab w:val="right" w:leader="dot" w:pos="8789"/>
         </w:tabs>
-        <w:spacing w:before="120" w:line="360" w:lineRule="exact"/>
+        <w:spacing w:before="60" w:after="60"/>
         <w:ind w:firstLine="567"/>
         <w:jc w:val="both"/>
       </w:pPr>
@@ -166,7 +178,7 @@
         <w:tabs>
           <w:tab w:val="right" w:leader="dot" w:pos="8789"/>
         </w:tabs>
-        <w:spacing w:before="120" w:line="360" w:lineRule="exact"/>
+        <w:spacing w:before="60" w:after="60"/>
         <w:ind w:firstLine="567"/>
         <w:jc w:val="both"/>
       </w:pPr>
@@ -200,7 +212,7 @@
         <w:tabs>
           <w:tab w:val="right" w:leader="dot" w:pos="8789"/>
         </w:tabs>
-        <w:spacing w:before="120" w:line="360" w:lineRule="exact"/>
+        <w:spacing w:before="60" w:after="60"/>
         <w:ind w:firstLine="567"/>
         <w:jc w:val="both"/>
       </w:pPr>
@@ -228,7 +240,7 @@
         <w:tabs>
           <w:tab w:val="right" w:leader="dot" w:pos="8789"/>
         </w:tabs>
-        <w:spacing w:before="120" w:line="360" w:lineRule="exact"/>
+        <w:spacing w:before="60" w:after="60"/>
         <w:ind w:firstLine="567"/>
         <w:jc w:val="both"/>
       </w:pPr>
@@ -274,7 +286,7 @@
         <w:tabs>
           <w:tab w:val="right" w:leader="dot" w:pos="8789"/>
         </w:tabs>
-        <w:spacing w:before="120" w:line="360" w:lineRule="exact"/>
+        <w:spacing w:before="60" w:after="60"/>
         <w:ind w:firstLine="567"/>
         <w:jc w:val="both"/>
       </w:pPr>
@@ -294,16 +306,13 @@
         <w:t>:</w:t>
       </w:r>
       <w:r>
+        <w:t xml:space="preserve"> {{thon}}, {{xa}},</w:t>
+      </w:r>
+      <w:r>
         <w:t xml:space="preserve"> </w:t>
       </w:r>
       <w:r>
-        <w:rPr>
-          <w:spacing w:val="-12"/>
-        </w:rPr>
-        <w:t xml:space="preserve">Thôn: </w:t>
-      </w:r>
-      <w:r>
-        <w:t>{{thon}}, xã: {{xa}}, tỉnh: Tuyên Quang</w:t>
+        <w:t>{{tinh}}</w:t>
       </w:r>
     </w:p>
     <w:p>
@@ -311,7 +320,7 @@
         <w:tabs>
           <w:tab w:val="right" w:leader="dot" w:pos="8789"/>
         </w:tabs>
-        <w:spacing w:before="120" w:line="360" w:lineRule="exact"/>
+        <w:spacing w:before="60" w:after="60"/>
         <w:ind w:firstLine="567"/>
         <w:jc w:val="both"/>
       </w:pPr>
@@ -327,7 +336,7 @@
         <w:tabs>
           <w:tab w:val="right" w:leader="dot" w:pos="8789"/>
         </w:tabs>
-        <w:spacing w:before="120" w:line="360" w:lineRule="exact"/>
+        <w:spacing w:before="60" w:after="60"/>
         <w:ind w:firstLine="567"/>
         <w:jc w:val="both"/>
       </w:pPr>
@@ -349,7 +358,7 @@
         <w:tabs>
           <w:tab w:val="right" w:leader="dot" w:pos="8789"/>
         </w:tabs>
-        <w:spacing w:before="120" w:line="360" w:lineRule="exact"/>
+        <w:spacing w:before="60" w:after="60"/>
         <w:ind w:firstLine="567"/>
         <w:jc w:val="both"/>
       </w:pPr>
@@ -362,7 +371,7 @@
         <w:tabs>
           <w:tab w:val="right" w:leader="dot" w:pos="8789"/>
         </w:tabs>
-        <w:spacing w:before="120" w:line="360" w:lineRule="exact"/>
+        <w:spacing w:before="60" w:after="60"/>
         <w:ind w:firstLine="567"/>
         <w:jc w:val="both"/>
       </w:pPr>
@@ -375,7 +384,7 @@
         <w:tabs>
           <w:tab w:val="right" w:leader="dot" w:pos="8789"/>
         </w:tabs>
-        <w:spacing w:before="120" w:line="360" w:lineRule="exact"/>
+        <w:spacing w:before="60" w:after="60"/>
         <w:ind w:firstLine="567"/>
         <w:jc w:val="both"/>
       </w:pPr>
@@ -388,7 +397,7 @@
         <w:tabs>
           <w:tab w:val="right" w:leader="dot" w:pos="8789"/>
         </w:tabs>
-        <w:spacing w:before="120" w:line="360" w:lineRule="exact"/>
+        <w:spacing w:before="60" w:after="60"/>
         <w:ind w:firstLine="567"/>
         <w:jc w:val="both"/>
       </w:pPr>
@@ -403,7 +412,7 @@
         <w:tabs>
           <w:tab w:val="right" w:leader="dot" w:pos="8789"/>
         </w:tabs>
-        <w:spacing w:before="120" w:line="360" w:lineRule="exact"/>
+        <w:spacing w:before="60" w:after="60"/>
         <w:ind w:firstLine="567"/>
         <w:jc w:val="both"/>
       </w:pPr>
@@ -416,7 +425,7 @@
         <w:tabs>
           <w:tab w:val="right" w:leader="dot" w:pos="8789"/>
         </w:tabs>
-        <w:spacing w:before="120" w:line="360" w:lineRule="exact"/>
+        <w:spacing w:before="60" w:after="60"/>
         <w:ind w:firstLine="567"/>
         <w:jc w:val="both"/>
       </w:pPr>
@@ -432,7 +441,7 @@
         <w:tabs>
           <w:tab w:val="right" w:leader="dot" w:pos="8789"/>
         </w:tabs>
-        <w:spacing w:before="120" w:line="360" w:lineRule="exact"/>
+        <w:spacing w:before="60" w:after="60"/>
         <w:ind w:firstLine="567"/>
         <w:jc w:val="both"/>
         <w:rPr>
@@ -454,7 +463,7 @@
         <w:tabs>
           <w:tab w:val="right" w:leader="dot" w:pos="8789"/>
         </w:tabs>
-        <w:spacing w:before="120" w:line="360" w:lineRule="exact"/>
+        <w:spacing w:before="60" w:after="60"/>
         <w:jc w:val="both"/>
       </w:pPr>
       <w:r>
@@ -487,7 +496,7 @@
         <w:tabs>
           <w:tab w:val="right" w:leader="dot" w:pos="8789"/>
         </w:tabs>
-        <w:spacing w:before="120" w:line="360" w:lineRule="exact"/>
+        <w:spacing w:before="60" w:after="60"/>
         <w:ind w:left="567"/>
         <w:jc w:val="both"/>
       </w:pPr>
@@ -500,7 +509,7 @@
         <w:tabs>
           <w:tab w:val="right" w:leader="dot" w:pos="8789"/>
         </w:tabs>
-        <w:spacing w:before="120" w:line="360" w:lineRule="exact"/>
+        <w:spacing w:before="60" w:after="60"/>
         <w:ind w:firstLine="567"/>
         <w:jc w:val="both"/>
       </w:pPr>
@@ -513,12 +522,14 @@
         <w:tabs>
           <w:tab w:val="right" w:leader="dot" w:pos="8789"/>
         </w:tabs>
-        <w:spacing w:before="120" w:line="360" w:lineRule="exact"/>
-        <w:ind w:firstLine="567"/>
+        <w:spacing w:before="60" w:after="60"/>
         <w:jc w:val="both"/>
       </w:pPr>
       <w:r>
-        <w:t>……………………………………………………………………………</w:t>
+        <w:t xml:space="preserve">       Tôi có nhu cầu vay vốn để thực hiện phương án: </w:t>
+      </w:r>
+      <w:r>
+        <w:t>{{phuongan}}</w:t>
       </w:r>
     </w:p>
     <w:p>
@@ -526,12 +537,27 @@
         <w:tabs>
           <w:tab w:val="right" w:leader="dot" w:pos="8789"/>
         </w:tabs>
-        <w:spacing w:before="120" w:line="360" w:lineRule="exact"/>
+        <w:spacing w:before="60" w:after="60"/>
         <w:ind w:firstLine="567"/>
         <w:jc w:val="both"/>
-      </w:pPr>
-      <w:r>
-        <w:t>....................................................................................................................</w:t>
+        <w:rPr>
+          <w:b/>
+        </w:rPr>
+      </w:pPr>
+      <w:r>
+        <w:t xml:space="preserve">Nơi thực hiện phương án: </w:t>
+      </w:r>
+      <w:r>
+        <w:t xml:space="preserve">{{thon}}, {{xa}}, </w:t>
+      </w:r>
+      <w:r>
+        <w:t>{{tinh}}</w:t>
+      </w:r>
+      <w:r>
+        <w:rPr>
+          <w:b/>
+        </w:rPr>
+        <w:t xml:space="preserve"> </w:t>
       </w:r>
     </w:p>
     <w:p>
@@ -539,54 +565,7 @@
         <w:tabs>
           <w:tab w:val="right" w:leader="dot" w:pos="8789"/>
         </w:tabs>
-        <w:spacing w:before="120" w:line="360" w:lineRule="exact"/>
-        <w:jc w:val="both"/>
-      </w:pPr>
-      <w:r>
-        <w:lastRenderedPageBreak/>
-        <w:t xml:space="preserve">       Tôi có nhu cầu vay vốn để thực hiện phương án: </w:t>
-      </w:r>
-      <w:r>
-        <w:t>{{phuongan}}</w:t>
-      </w:r>
-    </w:p>
-    <w:p>
-      <w:pPr>
-        <w:tabs>
-          <w:tab w:val="right" w:leader="dot" w:pos="8789"/>
-        </w:tabs>
-        <w:spacing w:before="120" w:line="360" w:lineRule="exact"/>
-        <w:ind w:firstLine="567"/>
-        <w:jc w:val="both"/>
-        <w:rPr>
-          <w:b/>
-        </w:rPr>
-      </w:pPr>
-      <w:r>
-        <w:t xml:space="preserve">Nơi thực hiện phương án: </w:t>
-      </w:r>
-      <w:r>
-        <w:rPr>
-          <w:spacing w:val="-12"/>
-        </w:rPr>
-        <w:t xml:space="preserve">Thôn: </w:t>
-      </w:r>
-      <w:r>
-        <w:t>{{thon}}, xã: {{xa}}, tỉnh: Tuyên Quang</w:t>
-      </w:r>
-      <w:r>
-        <w:rPr>
-          <w:b/>
-        </w:rPr>
-        <w:t xml:space="preserve"> </w:t>
-      </w:r>
-    </w:p>
-    <w:p>
-      <w:pPr>
-        <w:tabs>
-          <w:tab w:val="right" w:leader="dot" w:pos="8789"/>
-        </w:tabs>
-        <w:spacing w:before="120" w:line="360" w:lineRule="exact"/>
+        <w:spacing w:before="60" w:after="60"/>
         <w:ind w:firstLine="567"/>
         <w:jc w:val="both"/>
       </w:pPr>
@@ -653,7 +632,7 @@
               <w:tabs>
                 <w:tab w:val="right" w:leader="dot" w:pos="8789"/>
               </w:tabs>
-              <w:spacing w:before="120" w:line="360" w:lineRule="exact"/>
+              <w:spacing w:before="60" w:after="60"/>
             </w:pPr>
             <w:r>
               <w:t xml:space="preserve">* </w:t>
@@ -678,7 +657,7 @@
               <w:tabs>
                 <w:tab w:val="right" w:leader="dot" w:pos="8789"/>
               </w:tabs>
-              <w:spacing w:before="120" w:line="360" w:lineRule="exact"/>
+              <w:spacing w:before="60" w:after="60"/>
             </w:pPr>
             <w:r>
               <w:t>Duy trì việc làm: ......</w:t>
@@ -702,7 +681,7 @@
               <w:tabs>
                 <w:tab w:val="right" w:leader="dot" w:pos="8789"/>
               </w:tabs>
-              <w:spacing w:before="120" w:line="360" w:lineRule="exact"/>
+              <w:spacing w:before="60" w:after="60"/>
             </w:pPr>
             <w:r>
               <w:t>Mở rộng việc làm: ......người;</w:t>
@@ -718,7 +697,7 @@
               <w:tabs>
                 <w:tab w:val="right" w:leader="dot" w:pos="8789"/>
               </w:tabs>
-              <w:spacing w:before="120" w:line="360" w:lineRule="exact"/>
+              <w:spacing w:before="60" w:after="60"/>
             </w:pPr>
             <w:r>
               <w:t>Là lao động nữ (nếu có):....</w:t>
@@ -743,7 +722,7 @@
               <w:tabs>
                 <w:tab w:val="right" w:leader="dot" w:pos="8789"/>
               </w:tabs>
-              <w:spacing w:before="120" w:line="360" w:lineRule="exact"/>
+              <w:spacing w:before="60" w:after="60"/>
             </w:pPr>
             <w:r>
               <w:t xml:space="preserve">* </w:t>
@@ -769,9 +748,10 @@
               <w:tabs>
                 <w:tab w:val="right" w:leader="dot" w:pos="8789"/>
               </w:tabs>
-              <w:spacing w:before="120" w:line="360" w:lineRule="exact"/>
+              <w:spacing w:before="60" w:after="60"/>
             </w:pPr>
             <w:r>
+              <w:lastRenderedPageBreak/>
               <w:t xml:space="preserve">Số </w:t>
             </w:r>
             <w:r>
@@ -789,7 +769,7 @@
         <w:tabs>
           <w:tab w:val="right" w:leader="dot" w:pos="8789"/>
         </w:tabs>
-        <w:spacing w:before="120" w:line="360" w:lineRule="exact"/>
+        <w:spacing w:before="60" w:after="60"/>
         <w:ind w:firstLine="567"/>
         <w:jc w:val="both"/>
         <w:rPr>
@@ -802,6 +782,7 @@
           <w:b/>
           <w:bCs/>
         </w:rPr>
+        <w:lastRenderedPageBreak/>
         <w:t xml:space="preserve">Vốn thực hiện phương án: </w:t>
       </w:r>
       <w:r>
@@ -824,7 +805,7 @@
         <w:tabs>
           <w:tab w:val="right" w:leader="dot" w:pos="8789"/>
         </w:tabs>
-        <w:spacing w:before="120" w:line="360" w:lineRule="exact"/>
+        <w:spacing w:before="60" w:after="60"/>
         <w:ind w:firstLine="567"/>
         <w:jc w:val="both"/>
       </w:pPr>
@@ -843,7 +824,7 @@
         <w:tabs>
           <w:tab w:val="right" w:leader="dot" w:pos="8789"/>
         </w:tabs>
-        <w:spacing w:before="120" w:line="360" w:lineRule="exact"/>
+        <w:spacing w:before="60" w:after="60"/>
         <w:ind w:firstLine="567"/>
         <w:jc w:val="both"/>
       </w:pPr>
@@ -865,13 +846,18 @@
         <w:tabs>
           <w:tab w:val="right" w:leader="dot" w:pos="8789"/>
         </w:tabs>
-        <w:spacing w:before="120" w:line="360" w:lineRule="exact"/>
+        <w:spacing w:before="60" w:after="60"/>
         <w:ind w:firstLine="567"/>
-        <w:jc w:val="both"/>
         <w:rPr>
           <w:i/>
         </w:rPr>
       </w:pPr>
+      <w:r>
+        <w:rPr>
+          <w:i/>
+        </w:rPr>
+        <w:t xml:space="preserve">                       </w:t>
+      </w:r>
       <w:r>
         <w:rPr>
           <w:i/>
@@ -896,7 +882,7 @@
         <w:tabs>
           <w:tab w:val="right" w:leader="dot" w:pos="8789"/>
         </w:tabs>
-        <w:spacing w:before="120" w:line="360" w:lineRule="exact"/>
+        <w:spacing w:before="60" w:after="60"/>
         <w:jc w:val="both"/>
       </w:pPr>
       <w:r>
@@ -905,19 +891,19 @@
       <w:r>
         <w:t xml:space="preserve"> cụ thể như sau:</w:t>
       </w:r>
-    </w:p>
-    <w:p>
-      <w:pPr>
-        <w:tabs>
-          <w:tab w:val="right" w:leader="dot" w:pos="8789"/>
-        </w:tabs>
-        <w:jc w:val="both"/>
-      </w:pPr>
     </w:p>
     <w:tbl>
       <w:tblPr>
         <w:tblW w:w="8664" w:type="dxa"/>
         <w:tblInd w:w="5" w:type="dxa"/>
+        <w:tblBorders>
+          <w:top w:val="single" w:sz="4" w:space="0" w:color="auto"/>
+          <w:left w:val="single" w:sz="4" w:space="0" w:color="auto"/>
+          <w:bottom w:val="single" w:sz="4" w:space="0" w:color="auto"/>
+          <w:right w:val="single" w:sz="4" w:space="0" w:color="auto"/>
+          <w:insideH w:val="single" w:sz="4" w:space="0" w:color="auto"/>
+          <w:insideV w:val="single" w:sz="4" w:space="0" w:color="auto"/>
+        </w:tblBorders>
         <w:tblCellMar>
           <w:left w:w="0" w:type="dxa"/>
           <w:right w:w="0" w:type="dxa"/>
@@ -934,18 +920,11 @@
         <w:tc>
           <w:tcPr>
             <w:tcW w:w="744" w:type="dxa"/>
-            <w:tcBorders>
-              <w:top w:val="single" w:sz="4" w:space="0" w:color="auto"/>
-              <w:left w:val="single" w:sz="4" w:space="0" w:color="auto"/>
-              <w:bottom w:val="nil"/>
-              <w:right w:val="nil"/>
-            </w:tcBorders>
             <w:shd w:val="clear" w:color="auto" w:fill="FFFFFF"/>
             <w:vAlign w:val="center"/>
           </w:tcPr>
           <w:p>
             <w:pPr>
-              <w:spacing w:before="120"/>
               <w:jc w:val="center"/>
               <w:rPr>
                 <w:b/>
@@ -962,18 +941,11 @@
         <w:tc>
           <w:tcPr>
             <w:tcW w:w="3744" w:type="dxa"/>
-            <w:tcBorders>
-              <w:top w:val="single" w:sz="4" w:space="0" w:color="auto"/>
-              <w:left w:val="single" w:sz="4" w:space="0" w:color="auto"/>
-              <w:bottom w:val="nil"/>
-              <w:right w:val="nil"/>
-            </w:tcBorders>
             <w:shd w:val="clear" w:color="auto" w:fill="FFFFFF"/>
             <w:vAlign w:val="center"/>
           </w:tcPr>
           <w:p>
             <w:pPr>
-              <w:spacing w:before="120"/>
               <w:jc w:val="center"/>
               <w:rPr>
                 <w:b/>
@@ -1004,18 +976,11 @@
         <w:tc>
           <w:tcPr>
             <w:tcW w:w="1579" w:type="dxa"/>
-            <w:tcBorders>
-              <w:top w:val="single" w:sz="4" w:space="0" w:color="auto"/>
-              <w:left w:val="single" w:sz="4" w:space="0" w:color="auto"/>
-              <w:bottom w:val="nil"/>
-              <w:right w:val="nil"/>
-            </w:tcBorders>
             <w:shd w:val="clear" w:color="auto" w:fill="FFFFFF"/>
             <w:vAlign w:val="center"/>
           </w:tcPr>
           <w:p>
             <w:pPr>
-              <w:spacing w:before="120"/>
               <w:jc w:val="center"/>
               <w:rPr>
                 <w:b/>
@@ -1032,18 +997,11 @@
         <w:tc>
           <w:tcPr>
             <w:tcW w:w="2597" w:type="dxa"/>
-            <w:tcBorders>
-              <w:top w:val="single" w:sz="4" w:space="0" w:color="auto"/>
-              <w:left w:val="single" w:sz="4" w:space="0" w:color="auto"/>
-              <w:bottom w:val="nil"/>
-              <w:right w:val="single" w:sz="4" w:space="0" w:color="auto"/>
-            </w:tcBorders>
             <w:shd w:val="clear" w:color="auto" w:fill="FFFFFF"/>
             <w:vAlign w:val="center"/>
           </w:tcPr>
           <w:p>
             <w:pPr>
-              <w:spacing w:before="120"/>
               <w:jc w:val="center"/>
               <w:rPr>
                 <w:b/>
@@ -1069,17 +1027,10 @@
         <w:tc>
           <w:tcPr>
             <w:tcW w:w="744" w:type="dxa"/>
-            <w:tcBorders>
-              <w:top w:val="single" w:sz="4" w:space="0" w:color="auto"/>
-              <w:left w:val="single" w:sz="4" w:space="0" w:color="auto"/>
-              <w:bottom w:val="nil"/>
-              <w:right w:val="nil"/>
-            </w:tcBorders>
             <w:shd w:val="clear" w:color="auto" w:fill="FFFFFF"/>
           </w:tcPr>
           <w:p>
             <w:pPr>
-              <w:spacing w:before="120"/>
               <w:jc w:val="center"/>
             </w:pPr>
             <w:r>
@@ -1090,18 +1041,11 @@
         <w:tc>
           <w:tcPr>
             <w:tcW w:w="3744" w:type="dxa"/>
-            <w:tcBorders>
-              <w:top w:val="single" w:sz="4" w:space="0" w:color="auto"/>
-              <w:left w:val="single" w:sz="4" w:space="0" w:color="auto"/>
-              <w:bottom w:val="nil"/>
-              <w:right w:val="nil"/>
-            </w:tcBorders>
             <w:shd w:val="clear" w:color="auto" w:fill="FFFFFF"/>
             <w:vAlign w:val="center"/>
           </w:tcPr>
           <w:p>
             <w:pPr>
-              <w:spacing w:before="120"/>
               <w:jc w:val="center"/>
             </w:pPr>
             <w:r>
@@ -1115,18 +1059,11 @@
         <w:tc>
           <w:tcPr>
             <w:tcW w:w="1579" w:type="dxa"/>
-            <w:tcBorders>
-              <w:top w:val="single" w:sz="4" w:space="0" w:color="auto"/>
-              <w:left w:val="single" w:sz="4" w:space="0" w:color="auto"/>
-              <w:bottom w:val="nil"/>
-              <w:right w:val="nil"/>
-            </w:tcBorders>
             <w:shd w:val="clear" w:color="auto" w:fill="FFFFFF"/>
             <w:vAlign w:val="center"/>
           </w:tcPr>
           <w:p>
             <w:pPr>
-              <w:spacing w:before="120"/>
               <w:jc w:val="center"/>
             </w:pPr>
             <w:r>
@@ -1140,18 +1077,11 @@
         <w:tc>
           <w:tcPr>
             <w:tcW w:w="2597" w:type="dxa"/>
-            <w:tcBorders>
-              <w:top w:val="single" w:sz="4" w:space="0" w:color="auto"/>
-              <w:left w:val="single" w:sz="4" w:space="0" w:color="auto"/>
-              <w:bottom w:val="nil"/>
-              <w:right w:val="single" w:sz="4" w:space="0" w:color="auto"/>
-            </w:tcBorders>
             <w:shd w:val="clear" w:color="auto" w:fill="FFFFFF"/>
             <w:vAlign w:val="center"/>
           </w:tcPr>
           <w:p>
             <w:pPr>
-              <w:spacing w:before="120"/>
               <w:jc w:val="center"/>
             </w:pPr>
             <w:r>
@@ -1167,17 +1097,10 @@
         <w:tc>
           <w:tcPr>
             <w:tcW w:w="744" w:type="dxa"/>
-            <w:tcBorders>
-              <w:top w:val="single" w:sz="4" w:space="0" w:color="auto"/>
-              <w:left w:val="single" w:sz="4" w:space="0" w:color="auto"/>
-              <w:bottom w:val="nil"/>
-              <w:right w:val="nil"/>
-            </w:tcBorders>
             <w:shd w:val="clear" w:color="auto" w:fill="FFFFFF"/>
           </w:tcPr>
           <w:p>
             <w:pPr>
-              <w:spacing w:before="120"/>
               <w:jc w:val="center"/>
             </w:pPr>
             <w:r>
@@ -1188,17 +1111,10 @@
         <w:tc>
           <w:tcPr>
             <w:tcW w:w="3744" w:type="dxa"/>
-            <w:tcBorders>
-              <w:top w:val="single" w:sz="4" w:space="0" w:color="auto"/>
-              <w:left w:val="single" w:sz="4" w:space="0" w:color="auto"/>
-              <w:bottom w:val="nil"/>
-              <w:right w:val="nil"/>
-            </w:tcBorders>
             <w:shd w:val="clear" w:color="auto" w:fill="FFFFFF"/>
           </w:tcPr>
           <w:p>
             <w:pPr>
-              <w:spacing w:before="120"/>
               <w:jc w:val="center"/>
             </w:pPr>
             <w:r>
@@ -1212,17 +1128,10 @@
         <w:tc>
           <w:tcPr>
             <w:tcW w:w="1579" w:type="dxa"/>
-            <w:tcBorders>
-              <w:top w:val="single" w:sz="4" w:space="0" w:color="auto"/>
-              <w:left w:val="single" w:sz="4" w:space="0" w:color="auto"/>
-              <w:bottom w:val="nil"/>
-              <w:right w:val="nil"/>
-            </w:tcBorders>
             <w:shd w:val="clear" w:color="auto" w:fill="FFFFFF"/>
           </w:tcPr>
           <w:p>
             <w:pPr>
-              <w:spacing w:before="120"/>
               <w:jc w:val="center"/>
             </w:pPr>
             <w:r>
@@ -1236,17 +1145,10 @@
         <w:tc>
           <w:tcPr>
             <w:tcW w:w="2597" w:type="dxa"/>
-            <w:tcBorders>
-              <w:top w:val="single" w:sz="4" w:space="0" w:color="auto"/>
-              <w:left w:val="single" w:sz="4" w:space="0" w:color="auto"/>
-              <w:bottom w:val="nil"/>
-              <w:right w:val="single" w:sz="4" w:space="0" w:color="auto"/>
-            </w:tcBorders>
             <w:shd w:val="clear" w:color="auto" w:fill="FFFFFF"/>
           </w:tcPr>
           <w:p>
             <w:pPr>
-              <w:spacing w:before="120"/>
               <w:jc w:val="center"/>
             </w:pPr>
             <w:r>
@@ -1258,240 +1160,166 @@
           </w:p>
         </w:tc>
       </w:tr>
+    </w:tbl>
+    <w:p>
+      <w:pPr>
+        <w:ind w:firstLine="567"/>
+        <w:rPr>
+          <w:b/>
+        </w:rPr>
+      </w:pPr>
+      <w:r>
+        <w:rPr>
+          <w:b/>
+        </w:rPr>
+        <w:t>H</w:t>
+      </w:r>
+      <w:r>
+        <w:rPr>
+          <w:b/>
+        </w:rPr>
+        <w:t>iệu quả</w:t>
+      </w:r>
+      <w:r>
+        <w:rPr>
+          <w:b/>
+        </w:rPr>
+        <w:t xml:space="preserve"> kinh tế của</w:t>
+      </w:r>
+      <w:r>
+        <w:rPr>
+          <w:b/>
+        </w:rPr>
+        <w:t xml:space="preserve"> phương án:</w:t>
+      </w:r>
+    </w:p>
+    <w:p>
+      <w:pPr>
+        <w:ind w:firstLine="567"/>
+      </w:pPr>
+      <w:r>
+        <w:t xml:space="preserve">- </w:t>
+      </w:r>
+      <w:r>
+        <w:t>Tổng thu nhập của phương án:</w:t>
+      </w:r>
+      <w:r>
+        <w:t xml:space="preserve"> {{thunhap}}</w:t>
+      </w:r>
+    </w:p>
+    <w:p>
+      <w:pPr>
+        <w:ind w:firstLine="567"/>
+      </w:pPr>
+      <w:r>
+        <w:t xml:space="preserve">- </w:t>
+      </w:r>
+      <w:r>
+        <w:t>Tổng chi phí:</w:t>
+      </w:r>
+      <w:r>
+        <w:t xml:space="preserve"> {{chiphi}}</w:t>
+      </w:r>
+    </w:p>
+    <w:p>
+      <w:pPr>
+        <w:ind w:firstLine="567"/>
+      </w:pPr>
+      <w:r>
+        <w:t xml:space="preserve">- </w:t>
+      </w:r>
+      <w:r>
+        <w:t>Chênh lệch thu nhập và chi phí của phương án:</w:t>
+      </w:r>
+      <w:r>
+        <w:t xml:space="preserve"> {{sotien}}</w:t>
+      </w:r>
+    </w:p>
+    <w:p>
+      <w:pPr>
+        <w:ind w:firstLine="567"/>
+      </w:pPr>
+      <w:r>
+        <w:t xml:space="preserve">Thời hạn xin vay: </w:t>
+      </w:r>
+      <w:r>
+        <w:t>{{thoihanvay}}</w:t>
+      </w:r>
+    </w:p>
+    <w:p>
+      <w:pPr>
+        <w:ind w:firstLine="567"/>
+      </w:pPr>
+      <w:r>
+        <w:t xml:space="preserve">Kỳ hạn trả gốc: </w:t>
+      </w:r>
+      <w:r>
+        <w:t>{{phanky}}</w:t>
+      </w:r>
+      <w:r>
+        <w:t xml:space="preserve"> tháng</w:t>
+      </w:r>
+      <w:r>
+        <w:t>,</w:t>
+      </w:r>
+      <w:r>
+        <w:t xml:space="preserve"> Kỳ hạn trả lãi: </w:t>
+      </w:r>
+      <w:r>
+        <w:t>hàng tháng</w:t>
+      </w:r>
+    </w:p>
+    <w:p>
+      <w:pPr>
+        <w:ind w:firstLine="567"/>
+      </w:pPr>
+      <w:r>
+        <w:t>Tôi cam kết sử dụng vốn vay đúng mục đích, trả nợ gốc và lãi đúng thời hạn, nếu sai tôi xin chịu trách nhiệm trước pháp luật.</w:t>
+      </w:r>
+    </w:p>
+    <w:tbl>
+      <w:tblPr>
+        <w:tblW w:w="9674" w:type="dxa"/>
+        <w:tblInd w:w="-318" w:type="dxa"/>
+        <w:tblLook w:val="01E0" w:firstRow="1" w:lastRow="1" w:firstColumn="1" w:lastColumn="1" w:noHBand="0" w:noVBand="0"/>
+      </w:tblPr>
+      <w:tblGrid>
+        <w:gridCol w:w="4854"/>
+        <w:gridCol w:w="4820"/>
+      </w:tblGrid>
       <w:tr>
         <w:tc>
           <w:tcPr>
-            <w:tcW w:w="744" w:type="dxa"/>
-            <w:tcBorders>
-              <w:top w:val="single" w:sz="4" w:space="0" w:color="auto"/>
-              <w:left w:val="single" w:sz="4" w:space="0" w:color="auto"/>
-              <w:bottom w:val="single" w:sz="4" w:space="0" w:color="auto"/>
-              <w:right w:val="nil"/>
-            </w:tcBorders>
-            <w:shd w:val="clear" w:color="auto" w:fill="FFFFFF"/>
+            <w:tcW w:w="4854" w:type="dxa"/>
           </w:tcPr>
           <w:p>
             <w:pPr>
-              <w:spacing w:before="120"/>
               <w:jc w:val="center"/>
-            </w:pPr>
-            <w:r>
-              <w:t>3</w:t>
-            </w:r>
-          </w:p>
-        </w:tc>
-        <w:tc>
-          <w:tcPr>
-            <w:tcW w:w="3744" w:type="dxa"/>
-            <w:tcBorders>
-              <w:top w:val="single" w:sz="4" w:space="0" w:color="auto"/>
-              <w:left w:val="single" w:sz="4" w:space="0" w:color="auto"/>
-              <w:bottom w:val="single" w:sz="4" w:space="0" w:color="auto"/>
-              <w:right w:val="nil"/>
-            </w:tcBorders>
-            <w:shd w:val="clear" w:color="auto" w:fill="FFFFFF"/>
-            <w:vAlign w:val="center"/>
-          </w:tcPr>
-          <w:p>
-            <w:pPr>
-              <w:spacing w:before="120"/>
+              <w:rPr>
+                <w:i/>
+              </w:rPr>
             </w:pPr>
           </w:p>
         </w:tc>
         <w:tc>
           <w:tcPr>
-            <w:tcW w:w="1579" w:type="dxa"/>
-            <w:tcBorders>
-              <w:top w:val="single" w:sz="4" w:space="0" w:color="auto"/>
-              <w:left w:val="single" w:sz="4" w:space="0" w:color="auto"/>
-              <w:bottom w:val="single" w:sz="4" w:space="0" w:color="auto"/>
-              <w:right w:val="nil"/>
-            </w:tcBorders>
-            <w:shd w:val="clear" w:color="auto" w:fill="FFFFFF"/>
-            <w:vAlign w:val="center"/>
+            <w:tcW w:w="4820" w:type="dxa"/>
           </w:tcPr>
           <w:p>
             <w:pPr>
-              <w:spacing w:before="120"/>
-            </w:pPr>
-          </w:p>
-        </w:tc>
-        <w:tc>
-          <w:tcPr>
-            <w:tcW w:w="2597" w:type="dxa"/>
-            <w:tcBorders>
-              <w:top w:val="single" w:sz="4" w:space="0" w:color="auto"/>
-              <w:left w:val="single" w:sz="4" w:space="0" w:color="auto"/>
-              <w:bottom w:val="single" w:sz="4" w:space="0" w:color="auto"/>
-              <w:right w:val="single" w:sz="4" w:space="0" w:color="auto"/>
-            </w:tcBorders>
-            <w:shd w:val="clear" w:color="auto" w:fill="FFFFFF"/>
-            <w:vAlign w:val="center"/>
-          </w:tcPr>
-          <w:p>
-            <w:pPr>
-              <w:spacing w:before="120"/>
-            </w:pPr>
-          </w:p>
-        </w:tc>
-      </w:tr>
-    </w:tbl>
-    <w:p>
-      <w:pPr>
-        <w:spacing w:before="120" w:line="360" w:lineRule="exact"/>
-        <w:ind w:firstLine="567"/>
-        <w:rPr>
-          <w:b/>
-        </w:rPr>
-      </w:pPr>
-      <w:r>
-        <w:rPr>
-          <w:b/>
-        </w:rPr>
-        <w:t>H</w:t>
-      </w:r>
-      <w:r>
-        <w:rPr>
-          <w:b/>
-        </w:rPr>
-        <w:t>iệu quả</w:t>
-      </w:r>
-      <w:r>
-        <w:rPr>
-          <w:b/>
-        </w:rPr>
-        <w:t xml:space="preserve"> kinh tế của</w:t>
-      </w:r>
-      <w:r>
-        <w:rPr>
-          <w:b/>
-        </w:rPr>
-        <w:t xml:space="preserve"> phương án:</w:t>
-      </w:r>
-    </w:p>
-    <w:p>
-      <w:pPr>
-        <w:spacing w:before="120" w:line="360" w:lineRule="exact"/>
-        <w:ind w:firstLine="567"/>
-      </w:pPr>
-      <w:r>
-        <w:t xml:space="preserve">- </w:t>
-      </w:r>
-      <w:r>
-        <w:t xml:space="preserve">Tổng thu nhập của phương án:.................................................................. </w:t>
-      </w:r>
-    </w:p>
-    <w:p>
-      <w:pPr>
-        <w:spacing w:before="120" w:line="360" w:lineRule="exact"/>
-        <w:ind w:firstLine="567"/>
-      </w:pPr>
-      <w:r>
-        <w:t xml:space="preserve">- </w:t>
-      </w:r>
-      <w:r>
-        <w:t>Tổng chi phí:..............................................................................................</w:t>
-      </w:r>
-    </w:p>
-    <w:p>
-      <w:pPr>
-        <w:spacing w:before="120" w:line="360" w:lineRule="exact"/>
-        <w:ind w:firstLine="567"/>
-      </w:pPr>
-      <w:r>
-        <w:t xml:space="preserve">- </w:t>
-      </w:r>
-      <w:r>
-        <w:t>Chênh lệch thu nhập và chi phí của phương án:........................................</w:t>
-      </w:r>
-    </w:p>
-    <w:p>
-      <w:pPr>
-        <w:spacing w:before="120" w:line="360" w:lineRule="exact"/>
-        <w:ind w:firstLine="567"/>
-      </w:pPr>
-      <w:r>
-        <w:t xml:space="preserve">Thời hạn xin vay: </w:t>
-      </w:r>
-      <w:r>
-        <w:t>{{thoihanvay}}</w:t>
-      </w:r>
-      <w:r>
-        <w:t xml:space="preserve"> tháng  </w:t>
-      </w:r>
-    </w:p>
-    <w:p>
-      <w:pPr>
-        <w:spacing w:before="120" w:line="360" w:lineRule="exact"/>
-        <w:ind w:firstLine="567"/>
-      </w:pPr>
-      <w:r>
-        <w:t xml:space="preserve">Kỳ hạn trả gốc: </w:t>
-      </w:r>
-      <w:r>
-        <w:t>{{phanky}},</w:t>
-      </w:r>
-      <w:r>
-        <w:t xml:space="preserve"> Kỳ hạn trả lãi: </w:t>
-      </w:r>
-      <w:r>
-        <w:t>hàng tháng</w:t>
-      </w:r>
-    </w:p>
-    <w:p>
-      <w:pPr>
-        <w:spacing w:before="120" w:line="360" w:lineRule="exact"/>
-        <w:ind w:firstLine="567"/>
-      </w:pPr>
-      <w:r>
-        <w:t>Tôi cam kết sử dụng vốn vay đúng mục đích, trả nợ gốc và lãi đúng thời hạn, nếu sai tôi xin chịu trách nhiệm trước pháp luật.</w:t>
-      </w:r>
-    </w:p>
-    <w:tbl>
-      <w:tblPr>
-        <w:tblW w:w="9249" w:type="dxa"/>
-        <w:tblInd w:w="-318" w:type="dxa"/>
-        <w:tblLook w:val="01E0" w:firstRow="1" w:lastRow="1" w:firstColumn="1" w:lastColumn="1" w:noHBand="0" w:noVBand="0"/>
-      </w:tblPr>
-      <w:tblGrid>
-        <w:gridCol w:w="5388"/>
-        <w:gridCol w:w="3861"/>
-      </w:tblGrid>
-      <w:tr>
-        <w:tc>
-          <w:tcPr>
-            <w:tcW w:w="5388" w:type="dxa"/>
-          </w:tcPr>
-          <w:p>
-            <w:pPr>
-              <w:spacing w:before="120" w:line="360" w:lineRule="exact"/>
-              <w:jc w:val="center"/>
-              <w:rPr>
-                <w:i/>
-              </w:rPr>
-            </w:pPr>
-          </w:p>
-        </w:tc>
-        <w:tc>
-          <w:tcPr>
-            <w:tcW w:w="3861" w:type="dxa"/>
-          </w:tcPr>
-          <w:p>
-            <w:pPr>
-              <w:spacing w:before="120" w:line="360" w:lineRule="exact"/>
               <w:jc w:val="center"/>
             </w:pPr>
             <w:r>
               <w:rPr>
                 <w:i/>
               </w:rPr>
-              <w:t>.............</w:t>
+              <w:t>{{xa}}</w:t>
             </w:r>
             <w:r>
               <w:rPr>
                 <w:i/>
               </w:rPr>
-              <w:t xml:space="preserve">..., </w:t>
+              <w:t xml:space="preserve">, </w:t>
             </w:r>
             <w:r>
               <w:rPr>
@@ -1527,6 +1355,8 @@
     <w:p/>
     <w:p/>
     <w:p/>
+    <w:p/>
+    <w:p/>
     <w:p>
       <w:pPr>
         <w:jc w:val="center"/>
@@ -1544,7 +1374,6 @@
           <w:bCs/>
           <w:lang w:val="nl-NL"/>
         </w:rPr>
-        <w:lastRenderedPageBreak/>
         <w:t>PHÊ DUYỆT CỦA NGÂN HÀNG</w:t>
       </w:r>
     </w:p>
@@ -1597,13 +1426,49 @@
         <w:rPr>
           <w:lang w:val="nl-NL"/>
         </w:rPr>
-        <w:t xml:space="preserve"> Lãi suất: ……%/năm. Lãi suất nợ quá hạn:  </w:t>
-      </w:r>
-      <w:r>
-        <w:rPr>
-          <w:lang w:val="nl-NL"/>
-        </w:rPr>
-        <w:t>.......%/n</w:t>
+        <w:t xml:space="preserve"> Lãi suất: …</w:t>
+      </w:r>
+      <w:r>
+        <w:rPr>
+          <w:lang w:val="nl-NL"/>
+        </w:rPr>
+        <w:t>.....</w:t>
+      </w:r>
+      <w:r>
+        <w:rPr>
+          <w:lang w:val="nl-NL"/>
+        </w:rPr>
+        <w:t xml:space="preserve">…%/năm. Lãi suất nợ quá hạn:  </w:t>
+      </w:r>
+      <w:r>
+        <w:rPr>
+          <w:lang w:val="nl-NL"/>
+        </w:rPr>
+        <w:t>..</w:t>
+      </w:r>
+      <w:r>
+        <w:rPr>
+          <w:lang w:val="nl-NL"/>
+        </w:rPr>
+        <w:t>....</w:t>
+      </w:r>
+      <w:r>
+        <w:rPr>
+          <w:lang w:val="nl-NL"/>
+        </w:rPr>
+        <w:t>.</w:t>
+      </w:r>
+      <w:r>
+        <w:rPr>
+          <w:lang w:val="nl-NL"/>
+        </w:rPr>
+        <w:t>...</w:t>
+      </w:r>
+      <w:r>
+        <w:rPr>
+          <w:lang w:val="nl-NL"/>
+        </w:rPr>
+        <w:t>....%/n</w:t>
       </w:r>
       <w:r>
         <w:rPr>
@@ -1665,13 +1530,37 @@
         <w:rPr>
           <w:lang w:val="nl-NL"/>
         </w:rPr>
-        <w:t>. Số tiền trả nợ: ............. đồng/lần.</w:t>
-      </w:r>
-      <w:r>
-        <w:rPr>
-          <w:lang w:val="nl-NL"/>
-        </w:rPr>
-        <w:t xml:space="preserve"> Số tiền trả nợ kỳ cuối ...........đồng. </w:t>
+        <w:t>. Số tiền trả nợ: ......</w:t>
+      </w:r>
+      <w:r>
+        <w:rPr>
+          <w:lang w:val="nl-NL"/>
+        </w:rPr>
+        <w:t>........</w:t>
+      </w:r>
+      <w:r>
+        <w:rPr>
+          <w:lang w:val="nl-NL"/>
+        </w:rPr>
+        <w:t>....... đồng/lần.</w:t>
+      </w:r>
+      <w:r>
+        <w:rPr>
+          <w:lang w:val="nl-NL"/>
+        </w:rPr>
+        <w:t xml:space="preserve"> Số tiền trả nợ kỳ cuối .....</w:t>
+      </w:r>
+      <w:r>
+        <w:rPr>
+          <w:lang w:val="nl-NL"/>
+        </w:rPr>
+        <w:t>..............</w:t>
+      </w:r>
+      <w:r>
+        <w:rPr>
+          <w:lang w:val="nl-NL"/>
+        </w:rPr>
+        <w:t xml:space="preserve">.....đồng. </w:t>
       </w:r>
     </w:p>
     <w:p>
@@ -1971,165 +1860,6 @@
       </w:tr>
     </w:tbl>
     <w:p/>
-    <w:p/>
-    <w:p/>
-    <w:p/>
-    <w:p>
-      <w:pPr>
-        <w:spacing w:line="360" w:lineRule="exact"/>
-        <w:jc w:val="both"/>
-        <w:rPr>
-          <w:b/>
-          <w:i/>
-          <w:sz w:val="22"/>
-          <w:szCs w:val="22"/>
-        </w:rPr>
-      </w:pPr>
-    </w:p>
-    <w:p>
-      <w:pPr>
-        <w:spacing w:line="360" w:lineRule="exact"/>
-        <w:jc w:val="both"/>
-        <w:rPr>
-          <w:b/>
-          <w:i/>
-          <w:sz w:val="22"/>
-          <w:szCs w:val="22"/>
-        </w:rPr>
-      </w:pPr>
-    </w:p>
-    <w:p>
-      <w:pPr>
-        <w:spacing w:line="360" w:lineRule="exact"/>
-        <w:jc w:val="both"/>
-        <w:rPr>
-          <w:b/>
-          <w:i/>
-          <w:sz w:val="22"/>
-          <w:szCs w:val="22"/>
-        </w:rPr>
-      </w:pPr>
-    </w:p>
-    <w:p>
-      <w:pPr>
-        <w:spacing w:line="360" w:lineRule="exact"/>
-        <w:jc w:val="both"/>
-        <w:rPr>
-          <w:b/>
-          <w:i/>
-          <w:sz w:val="22"/>
-          <w:szCs w:val="22"/>
-        </w:rPr>
-      </w:pPr>
-    </w:p>
-    <w:p>
-      <w:pPr>
-        <w:spacing w:line="360" w:lineRule="exact"/>
-        <w:jc w:val="both"/>
-        <w:rPr>
-          <w:b/>
-          <w:i/>
-          <w:sz w:val="22"/>
-          <w:szCs w:val="22"/>
-        </w:rPr>
-      </w:pPr>
-    </w:p>
-    <w:p>
-      <w:pPr>
-        <w:spacing w:line="360" w:lineRule="exact"/>
-        <w:jc w:val="both"/>
-        <w:rPr>
-          <w:b/>
-          <w:i/>
-          <w:sz w:val="22"/>
-          <w:szCs w:val="22"/>
-        </w:rPr>
-      </w:pPr>
-    </w:p>
-    <w:p>
-      <w:pPr>
-        <w:spacing w:line="360" w:lineRule="exact"/>
-        <w:jc w:val="both"/>
-        <w:rPr>
-          <w:b/>
-          <w:i/>
-          <w:sz w:val="22"/>
-          <w:szCs w:val="22"/>
-        </w:rPr>
-      </w:pPr>
-    </w:p>
-    <w:p>
-      <w:pPr>
-        <w:spacing w:line="360" w:lineRule="exact"/>
-        <w:jc w:val="both"/>
-        <w:rPr>
-          <w:b/>
-          <w:i/>
-          <w:sz w:val="22"/>
-          <w:szCs w:val="22"/>
-        </w:rPr>
-      </w:pPr>
-    </w:p>
-    <w:p>
-      <w:pPr>
-        <w:spacing w:line="360" w:lineRule="exact"/>
-        <w:jc w:val="both"/>
-        <w:rPr>
-          <w:b/>
-          <w:i/>
-          <w:sz w:val="22"/>
-          <w:szCs w:val="22"/>
-        </w:rPr>
-      </w:pPr>
-    </w:p>
-    <w:p>
-      <w:pPr>
-        <w:spacing w:line="360" w:lineRule="exact"/>
-        <w:jc w:val="both"/>
-        <w:rPr>
-          <w:b/>
-          <w:i/>
-          <w:sz w:val="22"/>
-          <w:szCs w:val="22"/>
-        </w:rPr>
-      </w:pPr>
-    </w:p>
-    <w:p>
-      <w:pPr>
-        <w:spacing w:line="360" w:lineRule="exact"/>
-        <w:jc w:val="both"/>
-        <w:rPr>
-          <w:b/>
-          <w:i/>
-          <w:sz w:val="22"/>
-          <w:szCs w:val="22"/>
-        </w:rPr>
-      </w:pPr>
-    </w:p>
-    <w:p>
-      <w:pPr>
-        <w:spacing w:line="360" w:lineRule="exact"/>
-        <w:jc w:val="both"/>
-        <w:rPr>
-          <w:b/>
-          <w:i/>
-          <w:sz w:val="22"/>
-          <w:szCs w:val="22"/>
-        </w:rPr>
-      </w:pPr>
-    </w:p>
-    <w:p>
-      <w:pPr>
-        <w:spacing w:line="360" w:lineRule="exact"/>
-        <w:jc w:val="both"/>
-        <w:rPr>
-          <w:b/>
-          <w:i/>
-          <w:sz w:val="22"/>
-          <w:szCs w:val="22"/>
-        </w:rPr>
-      </w:pPr>
-    </w:p>
     <w:sectPr>
       <w:footerReference w:type="even" r:id="rId7"/>
       <w:footerReference w:type="default" r:id="rId8"/>
